--- a/Fase 2/Evidencias de Proyecto/Documento 04 - Documento de Diseño.docx
+++ b/Fase 2/Evidencias de Proyecto/Documento 04 - Documento de Diseño.docx
@@ -2280,7 +2280,16 @@
                 <w:szCs w:val="24"/>
                 <w:lang w:val="es-ES" w:eastAsia="es-ES"/>
               </w:rPr>
-              <w:t>Lider de Proyecto + BackEnd</w:t>
+              <w:t xml:space="preserve">Lider de Proyecto + </w:t>
+            </w:r>
+            <w:r>
+              <w:rPr>
+                <w:rFonts w:asciiTheme="minorHAnsi" w:hAnsiTheme="minorHAnsi" w:cstheme="minorHAnsi"/>
+                <w:i/>
+                <w:szCs w:val="24"/>
+                <w:lang w:val="es-ES" w:eastAsia="es-ES"/>
+              </w:rPr>
+              <w:t>Backend</w:t>
             </w:r>
           </w:p>
         </w:tc>
@@ -2394,7 +2403,25 @@
                 <w:szCs w:val="24"/>
                 <w:lang w:val="es-ES" w:eastAsia="es-ES"/>
               </w:rPr>
-              <w:t>Desarrollador IA + FrontEnd</w:t>
+              <w:t>Desarrollador IA + Front</w:t>
+            </w:r>
+            <w:r>
+              <w:rPr>
+                <w:rFonts w:cstheme="minorHAnsi"/>
+                <w:i/>
+                <w:szCs w:val="24"/>
+                <w:lang w:val="es-ES" w:eastAsia="es-ES"/>
+              </w:rPr>
+              <w:t>e</w:t>
+            </w:r>
+            <w:r>
+              <w:rPr>
+                <w:rFonts w:cstheme="minorHAnsi"/>
+                <w:i/>
+                <w:szCs w:val="24"/>
+                <w:lang w:val="es-ES" w:eastAsia="es-ES"/>
+              </w:rPr>
+              <w:t>nd</w:t>
             </w:r>
           </w:p>
         </w:tc>
@@ -2532,7 +2559,13 @@
         <w:t>podrían tener ajustes durante su desarrollo</w:t>
       </w:r>
       <w:r>
-        <w:t>, caso de ejemplo el de los Dockers que de momento no están presentes en el proyecto pero es probable que a futuro sí con la base de datos u otras opciones</w:t>
+        <w:t>, caso de ejemplo el de los Dockers que de momento no están presentes en el proyecto</w:t>
+      </w:r>
+      <w:r>
+        <w:t>,</w:t>
+      </w:r>
+      <w:r>
+        <w:t xml:space="preserve"> pero es probable que a futuro sí con la base de datos u otras opciones</w:t>
       </w:r>
       <w:r>
         <w:t>.</w:t>
@@ -2816,6 +2849,9 @@
     </w:p>
     <w:p>
       <w:r>
+        <w:rPr>
+          <w:noProof/>
+        </w:rPr>
         <w:drawing>
           <wp:inline distT="0" distB="0" distL="0" distR="0" wp14:anchorId="6726C683" wp14:editId="0BA76C99">
             <wp:extent cx="3419475" cy="5923510"/>
@@ -3033,6 +3069,7 @@
       </w:pPr>
       <w:r>
         <w:rPr>
+          <w:noProof/>
           <w:lang w:val="es-ES" w:eastAsia="es-ES"/>
         </w:rPr>
         <w:drawing>
@@ -3080,6 +3117,7 @@
       </w:pPr>
       <w:r>
         <w:rPr>
+          <w:noProof/>
           <w:lang w:val="es-ES" w:eastAsia="es-ES"/>
         </w:rPr>
         <w:drawing>
@@ -5715,6 +5753,7 @@
   <w:style w:type="character" w:default="1" w:styleId="Fuentedeprrafopredeter">
     <w:name w:val="Default Paragraph Font"/>
     <w:uiPriority w:val="1"/>
+    <w:semiHidden/>
     <w:unhideWhenUsed/>
   </w:style>
   <w:style w:type="table" w:default="1" w:styleId="Tablanormal">
@@ -6501,12 +6540,14 @@
     <w:rsid w:val="00960213"/>
     <w:rsid w:val="00AE6FE7"/>
     <w:rsid w:val="00BD2436"/>
+    <w:rsid w:val="00C1566C"/>
     <w:rsid w:val="00C47BA2"/>
     <w:rsid w:val="00C5036F"/>
     <w:rsid w:val="00C861E5"/>
     <w:rsid w:val="00CF44FB"/>
     <w:rsid w:val="00D566C3"/>
     <w:rsid w:val="00EC21D5"/>
+    <w:rsid w:val="00F70490"/>
   </w:rsids>
   <m:mathPr>
     <m:mathFont m:val="Cambria Math"/>
@@ -7259,10 +7300,6 @@
 </file>
 
 <file path=customXml/item2.xml><?xml version="1.0" encoding="utf-8"?>
-<b:Sources xmlns:b="http://schemas.openxmlformats.org/officeDocument/2006/bibliography" xmlns="http://schemas.openxmlformats.org/officeDocument/2006/bibliography" SelectedStyle="\APA.XSL" StyleName="APA"/>
-</file>
-
-<file path=customXml/item3.xml><?xml version="1.0" encoding="utf-8"?>
 <p:properties xmlns:p="http://schemas.microsoft.com/office/2006/metadata/properties" xmlns:xsi="http://www.w3.org/2001/XMLSchema-instance" xmlns:pc="http://schemas.microsoft.com/office/infopath/2007/PartnerControls">
   <documentManagement>
     <lcf76f155ced4ddcb4097134ff3c332f xmlns="e1e7bc46-bed0-459f-9452-a76b1c5b695e">
@@ -7272,16 +7309,11 @@
 </p:properties>
 </file>
 
-<file path=customXml/item4.xml><?xml version="1.0" encoding="utf-8"?>
-<?mso-contentType ?>
-<FormTemplates xmlns="http://schemas.microsoft.com/sharepoint/v3/contenttype/forms">
-  <Display>DocumentLibraryForm</Display>
-  <Edit>DocumentLibraryForm</Edit>
-  <New>DocumentLibraryForm</New>
-</FormTemplates>
+<file path=customXml/item3.xml><?xml version="1.0" encoding="utf-8"?>
+<b:Sources xmlns:b="http://schemas.openxmlformats.org/officeDocument/2006/bibliography" xmlns="http://schemas.openxmlformats.org/officeDocument/2006/bibliography" SelectedStyle="\APA.XSL" StyleName="APA"/>
 </file>
 
-<file path=customXml/item5.xml><?xml version="1.0" encoding="utf-8"?>
+<file path=customXml/item4.xml><?xml version="1.0" encoding="utf-8"?>
 <ct:contentTypeSchema xmlns:ct="http://schemas.microsoft.com/office/2006/metadata/contentType" xmlns:ma="http://schemas.microsoft.com/office/2006/metadata/properties/metaAttributes" ct:_="" ma:_="" ma:contentTypeName="Documento" ma:contentTypeID="0x0101005395107FFD641345A10C8A5ACACB9D20" ma:contentTypeVersion="13" ma:contentTypeDescription="Crear nuevo documento." ma:contentTypeScope="" ma:versionID="7407f70e7181b908656026f379795b2c">
   <xsd:schema xmlns:xsd="http://www.w3.org/2001/XMLSchema" xmlns:xs="http://www.w3.org/2001/XMLSchema" xmlns:p="http://schemas.microsoft.com/office/2006/metadata/properties" xmlns:ns2="e1e7bc46-bed0-459f-9452-a76b1c5b695e" xmlns:ns3="bb8cf7e1-610f-40a0-8f00-126b9d139fde" targetNamespace="http://schemas.microsoft.com/office/2006/metadata/properties" ma:root="true" ma:fieldsID="b29ea8901729e1eaaa4e48e09148c760" ns2:_="" ns3:_="">
     <xsd:import namespace="e1e7bc46-bed0-459f-9452-a76b1c5b695e"/>
@@ -7498,6 +7530,15 @@
 </ct:contentTypeSchema>
 </file>
 
+<file path=customXml/item5.xml><?xml version="1.0" encoding="utf-8"?>
+<?mso-contentType ?>
+<FormTemplates xmlns="http://schemas.microsoft.com/sharepoint/v3/contenttype/forms">
+  <Display>DocumentLibraryForm</Display>
+  <Edit>DocumentLibraryForm</Edit>
+  <New>DocumentLibraryForm</New>
+</FormTemplates>
+</file>
+
 <file path=customXml/itemProps1.xml><?xml version="1.0" encoding="utf-8"?>
 <ds:datastoreItem xmlns:ds="http://schemas.openxmlformats.org/officeDocument/2006/customXml" ds:itemID="{55AF091B-3C7A-41E3-B477-F2FDAA23CFDA}">
   <ds:schemaRefs>
@@ -7507,14 +7548,6 @@
 </file>
 
 <file path=customXml/itemProps2.xml><?xml version="1.0" encoding="utf-8"?>
-<ds:datastoreItem xmlns:ds="http://schemas.openxmlformats.org/officeDocument/2006/customXml" ds:itemID="{BD6EC776-6679-4C69-98E3-6D068EA0A3C9}">
-  <ds:schemaRefs>
-    <ds:schemaRef ds:uri="http://schemas.openxmlformats.org/officeDocument/2006/bibliography"/>
-  </ds:schemaRefs>
-</ds:datastoreItem>
-</file>
-
-<file path=customXml/itemProps3.xml><?xml version="1.0" encoding="utf-8"?>
 <ds:datastoreItem xmlns:ds="http://schemas.openxmlformats.org/officeDocument/2006/customXml" ds:itemID="{E1036DFC-1D85-404D-898C-621D06C0EB1C}">
   <ds:schemaRefs>
     <ds:schemaRef ds:uri="http://schemas.microsoft.com/office/2006/metadata/properties"/>
@@ -7524,15 +7557,15 @@
 </ds:datastoreItem>
 </file>
 
-<file path=customXml/itemProps4.xml><?xml version="1.0" encoding="utf-8"?>
-<ds:datastoreItem xmlns:ds="http://schemas.openxmlformats.org/officeDocument/2006/customXml" ds:itemID="{EE9AAF0E-D63F-459F-A0FB-CDCE9F728F33}">
+<file path=customXml/itemProps3.xml><?xml version="1.0" encoding="utf-8"?>
+<ds:datastoreItem xmlns:ds="http://schemas.openxmlformats.org/officeDocument/2006/customXml" ds:itemID="{BD6EC776-6679-4C69-98E3-6D068EA0A3C9}">
   <ds:schemaRefs>
-    <ds:schemaRef ds:uri="http://schemas.microsoft.com/sharepoint/v3/contenttype/forms"/>
+    <ds:schemaRef ds:uri="http://schemas.openxmlformats.org/officeDocument/2006/bibliography"/>
   </ds:schemaRefs>
 </ds:datastoreItem>
 </file>
 
-<file path=customXml/itemProps5.xml><?xml version="1.0" encoding="utf-8"?>
+<file path=customXml/itemProps4.xml><?xml version="1.0" encoding="utf-8"?>
 <ds:datastoreItem xmlns:ds="http://schemas.openxmlformats.org/officeDocument/2006/customXml" ds:itemID="{444115BD-C1C6-48AD-B714-E1866627071D}">
   <ds:schemaRefs>
     <ds:schemaRef ds:uri="http://schemas.microsoft.com/office/2006/metadata/contentType"/>
@@ -7549,4 +7582,12 @@
     <ds:schemaRef ds:uri="http://schemas.microsoft.com/internal/obd"/>
   </ds:schemaRefs>
 </ds:datastoreItem>
+</file>
+
+<file path=customXml/itemProps5.xml><?xml version="1.0" encoding="utf-8"?>
+<ds:datastoreItem xmlns:ds="http://schemas.openxmlformats.org/officeDocument/2006/customXml" ds:itemID="{EE9AAF0E-D63F-459F-A0FB-CDCE9F728F33}">
+  <ds:schemaRefs>
+    <ds:schemaRef ds:uri="http://schemas.microsoft.com/sharepoint/v3/contenttype/forms"/>
+  </ds:schemaRefs>
+</ds:datastoreItem>
 </file>
--- a/Fase 2/Evidencias de Proyecto/Documento 04 - Documento de Diseño.docx
+++ b/Fase 2/Evidencias de Proyecto/Documento 04 - Documento de Diseño.docx
@@ -2273,6 +2273,7 @@
                 <w:lang w:val="es-ES" w:eastAsia="es-ES"/>
               </w:rPr>
             </w:pPr>
+            <w:proofErr w:type="spellStart"/>
             <w:r>
               <w:rPr>
                 <w:rFonts w:asciiTheme="minorHAnsi" w:hAnsiTheme="minorHAnsi" w:cstheme="minorHAnsi"/>
@@ -2280,7 +2281,17 @@
                 <w:szCs w:val="24"/>
                 <w:lang w:val="es-ES" w:eastAsia="es-ES"/>
               </w:rPr>
-              <w:t xml:space="preserve">Lider de Proyecto + </w:t>
+              <w:t>Lider</w:t>
+            </w:r>
+            <w:proofErr w:type="spellEnd"/>
+            <w:r>
+              <w:rPr>
+                <w:rFonts w:asciiTheme="minorHAnsi" w:hAnsiTheme="minorHAnsi" w:cstheme="minorHAnsi"/>
+                <w:i/>
+                <w:szCs w:val="24"/>
+                <w:lang w:val="es-ES" w:eastAsia="es-ES"/>
+              </w:rPr>
+              <w:t xml:space="preserve"> de Proyecto + </w:t>
             </w:r>
             <w:r>
               <w:rPr>
@@ -2403,8 +2414,9 @@
                 <w:szCs w:val="24"/>
                 <w:lang w:val="es-ES" w:eastAsia="es-ES"/>
               </w:rPr>
-              <w:t>Desarrollador IA + Front</w:t>
-            </w:r>
+              <w:t xml:space="preserve">Desarrollador IA + </w:t>
+            </w:r>
+            <w:proofErr w:type="spellStart"/>
             <w:r>
               <w:rPr>
                 <w:rFonts w:cstheme="minorHAnsi"/>
@@ -2412,7 +2424,7 @@
                 <w:szCs w:val="24"/>
                 <w:lang w:val="es-ES" w:eastAsia="es-ES"/>
               </w:rPr>
-              <w:t>e</w:t>
+              <w:t>Front</w:t>
             </w:r>
             <w:r>
               <w:rPr>
@@ -2421,8 +2433,18 @@
                 <w:szCs w:val="24"/>
                 <w:lang w:val="es-ES" w:eastAsia="es-ES"/>
               </w:rPr>
+              <w:t>e</w:t>
+            </w:r>
+            <w:r>
+              <w:rPr>
+                <w:rFonts w:cstheme="minorHAnsi"/>
+                <w:i/>
+                <w:szCs w:val="24"/>
+                <w:lang w:val="es-ES" w:eastAsia="es-ES"/>
+              </w:rPr>
               <w:t>nd</w:t>
             </w:r>
+            <w:proofErr w:type="spellEnd"/>
           </w:p>
         </w:tc>
       </w:tr>
@@ -6537,6 +6559,7 @@
     <w:rsid w:val="006E2FCC"/>
     <w:rsid w:val="00704192"/>
     <w:rsid w:val="00825B36"/>
+    <w:rsid w:val="00934BA5"/>
     <w:rsid w:val="00960213"/>
     <w:rsid w:val="00AE6FE7"/>
     <w:rsid w:val="00BD2436"/>
@@ -6546,6 +6569,7 @@
     <w:rsid w:val="00C861E5"/>
     <w:rsid w:val="00CF44FB"/>
     <w:rsid w:val="00D566C3"/>
+    <w:rsid w:val="00EA5586"/>
     <w:rsid w:val="00EC21D5"/>
     <w:rsid w:val="00F70490"/>
   </w:rsids>
@@ -7300,6 +7324,10 @@
 </file>
 
 <file path=customXml/item2.xml><?xml version="1.0" encoding="utf-8"?>
+<b:Sources xmlns:b="http://schemas.openxmlformats.org/officeDocument/2006/bibliography" xmlns="http://schemas.openxmlformats.org/officeDocument/2006/bibliography" SelectedStyle="\APA.XSL" StyleName="APA"/>
+</file>
+
+<file path=customXml/item3.xml><?xml version="1.0" encoding="utf-8"?>
 <p:properties xmlns:p="http://schemas.microsoft.com/office/2006/metadata/properties" xmlns:xsi="http://www.w3.org/2001/XMLSchema-instance" xmlns:pc="http://schemas.microsoft.com/office/infopath/2007/PartnerControls">
   <documentManagement>
     <lcf76f155ced4ddcb4097134ff3c332f xmlns="e1e7bc46-bed0-459f-9452-a76b1c5b695e">
@@ -7309,11 +7337,16 @@
 </p:properties>
 </file>
 
-<file path=customXml/item3.xml><?xml version="1.0" encoding="utf-8"?>
-<b:Sources xmlns:b="http://schemas.openxmlformats.org/officeDocument/2006/bibliography" xmlns="http://schemas.openxmlformats.org/officeDocument/2006/bibliography" SelectedStyle="\APA.XSL" StyleName="APA"/>
+<file path=customXml/item4.xml><?xml version="1.0" encoding="utf-8"?>
+<?mso-contentType ?>
+<FormTemplates xmlns="http://schemas.microsoft.com/sharepoint/v3/contenttype/forms">
+  <Display>DocumentLibraryForm</Display>
+  <Edit>DocumentLibraryForm</Edit>
+  <New>DocumentLibraryForm</New>
+</FormTemplates>
 </file>
 
-<file path=customXml/item4.xml><?xml version="1.0" encoding="utf-8"?>
+<file path=customXml/item5.xml><?xml version="1.0" encoding="utf-8"?>
 <ct:contentTypeSchema xmlns:ct="http://schemas.microsoft.com/office/2006/metadata/contentType" xmlns:ma="http://schemas.microsoft.com/office/2006/metadata/properties/metaAttributes" ct:_="" ma:_="" ma:contentTypeName="Documento" ma:contentTypeID="0x0101005395107FFD641345A10C8A5ACACB9D20" ma:contentTypeVersion="13" ma:contentTypeDescription="Crear nuevo documento." ma:contentTypeScope="" ma:versionID="7407f70e7181b908656026f379795b2c">
   <xsd:schema xmlns:xsd="http://www.w3.org/2001/XMLSchema" xmlns:xs="http://www.w3.org/2001/XMLSchema" xmlns:p="http://schemas.microsoft.com/office/2006/metadata/properties" xmlns:ns2="e1e7bc46-bed0-459f-9452-a76b1c5b695e" xmlns:ns3="bb8cf7e1-610f-40a0-8f00-126b9d139fde" targetNamespace="http://schemas.microsoft.com/office/2006/metadata/properties" ma:root="true" ma:fieldsID="b29ea8901729e1eaaa4e48e09148c760" ns2:_="" ns3:_="">
     <xsd:import namespace="e1e7bc46-bed0-459f-9452-a76b1c5b695e"/>
@@ -7530,15 +7563,6 @@
 </ct:contentTypeSchema>
 </file>
 
-<file path=customXml/item5.xml><?xml version="1.0" encoding="utf-8"?>
-<?mso-contentType ?>
-<FormTemplates xmlns="http://schemas.microsoft.com/sharepoint/v3/contenttype/forms">
-  <Display>DocumentLibraryForm</Display>
-  <Edit>DocumentLibraryForm</Edit>
-  <New>DocumentLibraryForm</New>
-</FormTemplates>
-</file>
-
 <file path=customXml/itemProps1.xml><?xml version="1.0" encoding="utf-8"?>
 <ds:datastoreItem xmlns:ds="http://schemas.openxmlformats.org/officeDocument/2006/customXml" ds:itemID="{55AF091B-3C7A-41E3-B477-F2FDAA23CFDA}">
   <ds:schemaRefs>
@@ -7548,6 +7572,14 @@
 </file>
 
 <file path=customXml/itemProps2.xml><?xml version="1.0" encoding="utf-8"?>
+<ds:datastoreItem xmlns:ds="http://schemas.openxmlformats.org/officeDocument/2006/customXml" ds:itemID="{BD6EC776-6679-4C69-98E3-6D068EA0A3C9}">
+  <ds:schemaRefs>
+    <ds:schemaRef ds:uri="http://schemas.openxmlformats.org/officeDocument/2006/bibliography"/>
+  </ds:schemaRefs>
+</ds:datastoreItem>
+</file>
+
+<file path=customXml/itemProps3.xml><?xml version="1.0" encoding="utf-8"?>
 <ds:datastoreItem xmlns:ds="http://schemas.openxmlformats.org/officeDocument/2006/customXml" ds:itemID="{E1036DFC-1D85-404D-898C-621D06C0EB1C}">
   <ds:schemaRefs>
     <ds:schemaRef ds:uri="http://schemas.microsoft.com/office/2006/metadata/properties"/>
@@ -7557,15 +7589,15 @@
 </ds:datastoreItem>
 </file>
 
-<file path=customXml/itemProps3.xml><?xml version="1.0" encoding="utf-8"?>
-<ds:datastoreItem xmlns:ds="http://schemas.openxmlformats.org/officeDocument/2006/customXml" ds:itemID="{BD6EC776-6679-4C69-98E3-6D068EA0A3C9}">
+<file path=customXml/itemProps4.xml><?xml version="1.0" encoding="utf-8"?>
+<ds:datastoreItem xmlns:ds="http://schemas.openxmlformats.org/officeDocument/2006/customXml" ds:itemID="{EE9AAF0E-D63F-459F-A0FB-CDCE9F728F33}">
   <ds:schemaRefs>
-    <ds:schemaRef ds:uri="http://schemas.openxmlformats.org/officeDocument/2006/bibliography"/>
+    <ds:schemaRef ds:uri="http://schemas.microsoft.com/sharepoint/v3/contenttype/forms"/>
   </ds:schemaRefs>
 </ds:datastoreItem>
 </file>
 
-<file path=customXml/itemProps4.xml><?xml version="1.0" encoding="utf-8"?>
+<file path=customXml/itemProps5.xml><?xml version="1.0" encoding="utf-8"?>
 <ds:datastoreItem xmlns:ds="http://schemas.openxmlformats.org/officeDocument/2006/customXml" ds:itemID="{444115BD-C1C6-48AD-B714-E1866627071D}">
   <ds:schemaRefs>
     <ds:schemaRef ds:uri="http://schemas.microsoft.com/office/2006/metadata/contentType"/>
@@ -7582,12 +7614,4 @@
     <ds:schemaRef ds:uri="http://schemas.microsoft.com/internal/obd"/>
   </ds:schemaRefs>
 </ds:datastoreItem>
-</file>
-
-<file path=customXml/itemProps5.xml><?xml version="1.0" encoding="utf-8"?>
-<ds:datastoreItem xmlns:ds="http://schemas.openxmlformats.org/officeDocument/2006/customXml" ds:itemID="{EE9AAF0E-D63F-459F-A0FB-CDCE9F728F33}">
-  <ds:schemaRefs>
-    <ds:schemaRef ds:uri="http://schemas.microsoft.com/sharepoint/v3/contenttype/forms"/>
-  </ds:schemaRefs>
-</ds:datastoreItem>
 </file>